--- a/immigration/manasa_eb2niw/papers/paperM1_aco_independent_lab_ai_corrected.docx
+++ b/immigration/manasa_eb2niw/papers/paperM1_aco_independent_lab_ai_corrected.docx
@@ -2,7 +2,7 @@
 <file path=word/document.xml><?xml version="1.0" encoding="utf-8"?>
 <w:document xmlns:w="http://schemas.openxmlformats.org/wordprocessingml/2006/main" xmlns:m="http://schemas.openxmlformats.org/officeDocument/2006/math" xmlns:r="http://schemas.openxmlformats.org/officeDocument/2006/relationships" xmlns:o="urn:schemas-microsoft-com:office:office" xmlns:v="urn:schemas-microsoft-com:vml" xmlns:w10="urn:schemas-microsoft-com:office:word" xmlns:a="http://schemas.openxmlformats.org/drawingml/2006/main" xmlns:pic="http://schemas.openxmlformats.org/drawingml/2006/picture" xmlns:wp="http://schemas.openxmlformats.org/drawingml/2006/wordprocessingDrawing">
   <w:body>
-    <w:bookmarkStart w:id="50" w:name="X73c3e0ec68636394b258d7bb4322592ea867b78"/>
+    <w:bookmarkStart w:id="53" w:name="X73c3e0ec68636394b258d7bb4322592ea867b78"/>
     <w:p>
       <w:pPr>
         <w:pStyle w:val="Heading1"/>
@@ -412,7 +412,7 @@
     </w:p>
     <w:bookmarkEnd w:id="27"/>
     <w:bookmarkEnd w:id="28"/>
-    <w:bookmarkStart w:id="34" w:name="methods-the-acoiq-framework-architecture"/>
+    <w:bookmarkStart w:id="37" w:name="methods-the-acoiq-framework-architecture"/>
     <w:p>
       <w:pPr>
         <w:pStyle w:val="Heading2"/>
@@ -421,7 +421,7 @@
         <w:t xml:space="preserve">3. Methods: The AcoIQ Framework Architecture</w:t>
       </w:r>
     </w:p>
-    <w:bookmarkStart w:id="29" w:name="framework-overview"/>
+    <w:bookmarkStart w:id="32" w:name="framework-overview"/>
     <w:p>
       <w:pPr>
         <w:pStyle w:val="Heading3"/>
@@ -436,6 +436,61 @@
       </w:pPr>
       <w:r>
         <w:t xml:space="preserve">AcoIQ is a three-layer AI framework designed for deployment at independent clinical laboratories participating in, or seeking to participate in, ACO networks. The three layers operate sequentially and in parallel depending on use case: the deterministic policy engine provides real-time order guidance and compliance checking; the generative clinical reasoning layer produces periodic population health reports; the predictive analytics layer scores attributed beneficiary populations for quality measure gap risk. Figure 1 illustrates the overall architecture and data flows.</w:t>
+      </w:r>
+    </w:p>
+    <w:p>
+      <w:pPr>
+        <w:pStyle w:val="CaptionedFigure"/>
+      </w:pPr>
+      <w:r>
+        <w:drawing>
+          <wp:inline>
+            <wp:extent cx="5334000" cy="846617"/>
+            <wp:effectExtent b="0" l="0" r="0" t="0"/>
+            <wp:docPr descr="Figure 1: AcoIQ Three-Layer Architecture" title="" id="30" name="Picture"/>
+            <a:graphic>
+              <a:graphicData uri="http://schemas.openxmlformats.org/drawingml/2006/picture">
+                <pic:pic>
+                  <pic:nvPicPr>
+                    <pic:cNvPr descr="figures/paperM1_figure1.png" id="31" name="Picture"/>
+                    <pic:cNvPicPr>
+                      <a:picLocks noChangeArrowheads="1" noChangeAspect="1"/>
+                    </pic:cNvPicPr>
+                  </pic:nvPicPr>
+                  <pic:blipFill>
+                    <a:blip r:embed="rId29"/>
+                    <a:stretch>
+                      <a:fillRect/>
+                    </a:stretch>
+                  </pic:blipFill>
+                  <pic:spPr bwMode="auto">
+                    <a:xfrm>
+                      <a:off x="0" y="0"/>
+                      <a:ext cx="5334000" cy="846617"/>
+                    </a:xfrm>
+                    <a:prstGeom prst="rect">
+                      <a:avLst/>
+                    </a:prstGeom>
+                    <a:noFill/>
+                    <a:ln w="9525">
+                      <a:noFill/>
+                      <a:headEnd/>
+                      <a:tailEnd/>
+                    </a:ln>
+                  </pic:spPr>
+                </pic:pic>
+              </a:graphicData>
+            </a:graphic>
+          </wp:inline>
+        </w:drawing>
+      </w:r>
+    </w:p>
+    <w:p>
+      <w:pPr>
+        <w:pStyle w:val="ImageCaption"/>
+      </w:pPr>
+      <w:r>
+        <w:t xml:space="preserve">Figure 1: AcoIQ Three-Layer Architecture</w:t>
       </w:r>
     </w:p>
     <w:p>
@@ -456,8 +511,8 @@
         <w:t xml:space="preserve">Data flows from laboratory information management systems (LIMS) and ACO-provided beneficiary attribution lists into three processing layers. Layer 1 (Deterministic Policy Engine) enforces quality measure specifications at the point of order entry. Layer 2 (Generative Clinical Reasoning) produces natural-language utilization and population health reports for ACO care coordinators. Layer 3 (Predictive Analytics) scores attributed beneficiaries for quality measure compliance risk, driving outreach prioritization. Output feeds into ACO population health dashboards via HL7 FHIR R4 interfaces.</w:t>
       </w:r>
     </w:p>
-    <w:bookmarkEnd w:id="29"/>
-    <w:bookmarkStart w:id="30" w:name="layer-1-deterministic-policy-engine"/>
+    <w:bookmarkEnd w:id="32"/>
+    <w:bookmarkStart w:id="33" w:name="layer-1-deterministic-policy-engine"/>
     <w:p>
       <w:pPr>
         <w:pStyle w:val="Heading3"/>
@@ -558,8 +613,8 @@
         <w:t xml:space="preserve">The engine interfaces with the laboratory’s order entry system via HL7 FHIR R4 order (ServiceRequest) resources. When a referring provider submits an order, the engine evaluates it against applicable quality measure rules within 50 milliseconds, returning one of four dispositions: COMPLIANT (order aligns with quality measure requirements), GAP-CLOSING (order closes a documented quality measure gap for the patient), DUPLICATE (order repeats a test recently performed within the exclusion window), or OUT-OF-GUIDELINE (order does not align with applicable measure specifications).</w:t>
       </w:r>
     </w:p>
-    <w:bookmarkEnd w:id="30"/>
-    <w:bookmarkStart w:id="31" w:name="layer-2-generative-clinical-reasoning"/>
+    <w:bookmarkEnd w:id="33"/>
+    <w:bookmarkStart w:id="34" w:name="layer-2-generative-clinical-reasoning"/>
     <w:p>
       <w:pPr>
         <w:pStyle w:val="Heading3"/>
@@ -646,8 +701,8 @@
         <w:t xml:space="preserve">The generative layer applies standard content safety constraints appropriate to a healthcare setting: no generation of diagnostic conclusions, no generation of treatment recommendations, no output containing protected health information in transmission-insecure formats. All generated text is marked with a generation timestamp and model version to support audit requirements.</w:t>
       </w:r>
     </w:p>
-    <w:bookmarkEnd w:id="31"/>
-    <w:bookmarkStart w:id="32" w:name="layer-3-predictive-analytics"/>
+    <w:bookmarkEnd w:id="34"/>
+    <w:bookmarkStart w:id="35" w:name="layer-3-predictive-analytics"/>
     <w:p>
       <w:pPr>
         <w:pStyle w:val="Heading3"/>
@@ -700,8 +755,8 @@
         <w:t xml:space="preserve">A separate classification model identifies orders with elevated duplicate testing probability before specimen processing. Input features include: order CPT code, ordering provider NPI, patient identifier (hashed), days since most recent identical test, payer type, and current measurement period. The model was trained on a retrospective claims dataset using the methods described by Kim et al. [4], adapted for the ACO quality measure context. A predicted duplicate probability above 0.70 triggers a real-time alert to the ordering interface and logs a candidate duplicate event for Layer 1 policy review.</w:t>
       </w:r>
     </w:p>
-    <w:bookmarkEnd w:id="32"/>
-    <w:bookmarkStart w:id="33" w:name="simulation-methodology"/>
+    <w:bookmarkEnd w:id="35"/>
+    <w:bookmarkStart w:id="36" w:name="simulation-methodology"/>
     <w:p>
       <w:pPr>
         <w:pStyle w:val="Heading3"/>
@@ -741,9 +796,9 @@
         </w:pict>
       </w:r>
     </w:p>
-    <w:bookmarkEnd w:id="33"/>
-    <w:bookmarkEnd w:id="34"/>
-    <w:bookmarkStart w:id="40" w:name="results-and-evaluation"/>
+    <w:bookmarkEnd w:id="36"/>
+    <w:bookmarkEnd w:id="37"/>
+    <w:bookmarkStart w:id="43" w:name="results-and-evaluation"/>
     <w:p>
       <w:pPr>
         <w:pStyle w:val="Heading2"/>
@@ -752,7 +807,7 @@
         <w:t xml:space="preserve">4. Results and Evaluation</w:t>
       </w:r>
     </w:p>
-    <w:bookmarkStart w:id="35" w:name="Xaeff27a051b7b012f3043b19fd88e22274cf48c"/>
+    <w:bookmarkStart w:id="38" w:name="Xaeff27a051b7b012f3043b19fd88e22274cf48c"/>
     <w:p>
       <w:pPr>
         <w:pStyle w:val="Heading3"/>
@@ -1317,8 +1372,8 @@
         <w:t xml:space="preserve">Against the synthetic population, the Layer 1 engine correctly classified 91.2% of simulated orders (sensitivity 89.7%, specificity 92.6%, AUC 0.941) when evaluated against manually adjudicated ground-truth measure compliance status. The most common error mode was false-positive duplicate flagging for clinically indicated repeat testing within short intervals (e.g., HbA1c repeat after medication change), occurring in 4.1% of evaluated orders. This error mode was mitigated in the full framework by incorporating ordering provider attestation workflow into the duplicate override pathway.</w:t>
       </w:r>
     </w:p>
-    <w:bookmarkEnd w:id="35"/>
-    <w:bookmarkStart w:id="36" w:name="duplicate-testing-detection"/>
+    <w:bookmarkEnd w:id="38"/>
+    <w:bookmarkStart w:id="39" w:name="duplicate-testing-detection"/>
     <w:p>
       <w:pPr>
         <w:pStyle w:val="Heading3"/>
@@ -1343,8 +1398,8 @@
         <w:t xml:space="preserve">The XGBoost duplicate risk model achieved an area under the receiver operating characteristic curve (AUROC) of 0.867 on the held-out second-half validation set, with a positive predictive value of 0.74 at the 0.70 threshold used for real-time alerting. This threshold was selected to balance false alert burden on ordering providers against detection sensitivity.</w:t>
       </w:r>
     </w:p>
-    <w:bookmarkEnd w:id="36"/>
-    <w:bookmarkStart w:id="37" w:name="quality-measure-gap-closure-projection"/>
+    <w:bookmarkEnd w:id="39"/>
+    <w:bookmarkStart w:id="40" w:name="quality-measure-gap-closure-projection"/>
     <w:p>
       <w:pPr>
         <w:pStyle w:val="Heading3"/>
@@ -1369,8 +1424,8 @@
         <w:t xml:space="preserve">This projected 22-percentage-point improvement in gap closure rate was modeled to translate to an improvement in the ACO’s aggregate quality score sufficient to move a median MSSP Track 1 ACO from the 45th to the 63rd percentile of national quality performance — a meaningful shift given that quality score percentile directly determines shared savings eligibility thresholds.</w:t>
       </w:r>
     </w:p>
-    <w:bookmarkEnd w:id="37"/>
-    <w:bookmarkStart w:id="38" w:name="shared-savings-contribution-estimate"/>
+    <w:bookmarkEnd w:id="40"/>
+    <w:bookmarkStart w:id="41" w:name="shared-savings-contribution-estimate"/>
     <w:p>
       <w:pPr>
         <w:pStyle w:val="Heading3"/>
@@ -1387,8 +1442,8 @@
         <w:t xml:space="preserve">Combining duplicate avoidance savings and quality-measure-gated shared savings projections, AcoIQ’s projected net impact was a $312 per-member annual reduction in laboratory-attributable Medicare expenditure, or approximately $4.68 million annually for a 15,000-beneficiary ACO. Under MSSP Track 1 shared savings rates (40% of savings below benchmark), this laboratory-attributable improvement would contribute approximately $1.87 million to ACO shared savings — a share that, under AcoIQ’s ACO performance contribution reporting, would be quantified and attributable to the participating independent laboratory’s optimization activities.</w:t>
       </w:r>
     </w:p>
-    <w:bookmarkEnd w:id="38"/>
-    <w:bookmarkStart w:id="39" w:name="care-coordinator-report-evaluation"/>
+    <w:bookmarkEnd w:id="41"/>
+    <w:bookmarkStart w:id="42" w:name="care-coordinator-report-evaluation"/>
     <w:p>
       <w:pPr>
         <w:pStyle w:val="Heading3"/>
@@ -1412,9 +1467,9 @@
         </w:pict>
       </w:r>
     </w:p>
-    <w:bookmarkEnd w:id="39"/>
-    <w:bookmarkEnd w:id="40"/>
-    <w:bookmarkStart w:id="46" w:name="discussion"/>
+    <w:bookmarkEnd w:id="42"/>
+    <w:bookmarkEnd w:id="43"/>
+    <w:bookmarkStart w:id="49" w:name="discussion"/>
     <w:p>
       <w:pPr>
         <w:pStyle w:val="Heading2"/>
@@ -1423,7 +1478,7 @@
         <w:t xml:space="preserve">5. Discussion</w:t>
       </w:r>
     </w:p>
-    <w:bookmarkStart w:id="41" w:name="Xa66e18d249b20eb1b4bcb38e867787ff0e8f198"/>
+    <w:bookmarkStart w:id="44" w:name="Xa66e18d249b20eb1b4bcb38e867787ff0e8f198"/>
     <w:p>
       <w:pPr>
         <w:pStyle w:val="Heading3"/>
@@ -1448,8 +1503,8 @@
         <w:t xml:space="preserve">The structural inequity is not merely academic. The 2.76-fold higher denial odds documented for independent-laboratory cancer-related next-generation sequencing claims [3] and the 35.3% molecular diagnostic denial rate [2] reflect a systemic undervaluation of independent laboratory contributions to the healthcare ecosystem. ACO shared savings programs represent an opportunity to reframe this relationship: rather than passive fee-for-service vendors subject to payer-side audit scrutiny, independent laboratories can position themselves as active population health partners whose data capabilities directly contribute to ACO financial performance.</w:t>
       </w:r>
     </w:p>
-    <w:bookmarkEnd w:id="41"/>
-    <w:bookmarkStart w:id="42" w:name="the-visibility-infrastructure-problem"/>
+    <w:bookmarkEnd w:id="44"/>
+    <w:bookmarkStart w:id="45" w:name="the-visibility-infrastructure-problem"/>
     <w:p>
       <w:pPr>
         <w:pStyle w:val="Heading3"/>
@@ -1474,8 +1529,8 @@
         <w:t xml:space="preserve">This visibility function may, in some ACO arrangements, be more economically significant than the direct cost savings from duplicate test avoidance. An independent laboratory that can demonstrate — through AcoIQ’s quarterly contribution reports — that its ordering optimization contributed measurably to ACO quality score improvement gains a negotiating position in ACO preferred network discussions that it currently lacks entirely.</w:t>
       </w:r>
     </w:p>
-    <w:bookmarkEnd w:id="42"/>
-    <w:bookmarkStart w:id="43" w:name="X8d586cfe3038ee7073baa3019e5f127eca18796"/>
+    <w:bookmarkEnd w:id="45"/>
+    <w:bookmarkStart w:id="46" w:name="X8d586cfe3038ee7073baa3019e5f127eca18796"/>
     <w:p>
       <w:pPr>
         <w:pStyle w:val="Heading3"/>
@@ -1500,8 +1555,8 @@
         <w:t xml:space="preserve">The DGP architecture’s deterministic layer is relevant to both contexts. In ACO quality measure compliance, determinism ensures that independent laboratories can audit and explain every ordering recommendation — a capability that matters when ACO administrators evaluate laboratory performance. In denial management, determinism ensures that every claim submission can be traced to a specific policy rule, supporting appeal documentation. The architectural principle of explainability-by-design applies across both use cases.</w:t>
       </w:r>
     </w:p>
-    <w:bookmarkEnd w:id="43"/>
-    <w:bookmarkStart w:id="44" w:name="limitations"/>
+    <w:bookmarkEnd w:id="46"/>
+    <w:bookmarkStart w:id="47" w:name="limitations"/>
     <w:p>
       <w:pPr>
         <w:pStyle w:val="Heading3"/>
@@ -1518,8 +1573,8 @@
         <w:t xml:space="preserve">Several limitations constrain the interpretation of AcoIQ’s simulation results. First, the synthetic population was calibrated to median MSSP Track 1 ACO characteristics; performance may differ materially for MSSP Track 2 or ACO REACH participants with different risk arrangements, quality measure sets, and beneficiary complexity profiles. Second, the generative reporting layer was evaluated by administrators rather than in live care coordination workflows; actual workflow integration may surface friction not captured by the rubric evaluation. Third, the duplicate detection model was trained on simulated data distributions and requires prospective validation against real-world laboratory claims before deployment. Fourth, shared savings projections assume that quality measure gap closure through laboratory outreach translates to confirmed measure attainment; attribution to AcoIQ versus concurrent care coordination interventions would require controlled study design.</w:t>
       </w:r>
     </w:p>
-    <w:bookmarkEnd w:id="44"/>
-    <w:bookmarkStart w:id="45" w:name="implementation-pathway"/>
+    <w:bookmarkEnd w:id="47"/>
+    <w:bookmarkStart w:id="48" w:name="implementation-pathway"/>
     <w:p>
       <w:pPr>
         <w:pStyle w:val="Heading3"/>
@@ -1543,9 +1598,9 @@
         </w:pict>
       </w:r>
     </w:p>
-    <w:bookmarkEnd w:id="45"/>
-    <w:bookmarkEnd w:id="46"/>
-    <w:bookmarkStart w:id="47" w:name="conclusion"/>
+    <w:bookmarkEnd w:id="48"/>
+    <w:bookmarkEnd w:id="49"/>
+    <w:bookmarkStart w:id="50" w:name="conclusion"/>
     <w:p>
       <w:pPr>
         <w:pStyle w:val="Heading2"/>
@@ -1569,8 +1624,8 @@
         </w:pict>
       </w:r>
     </w:p>
-    <w:bookmarkEnd w:id="47"/>
-    <w:bookmarkStart w:id="48" w:name="references"/>
+    <w:bookmarkEnd w:id="50"/>
+    <w:bookmarkStart w:id="51" w:name="references"/>
     <w:p>
       <w:pPr>
         <w:pStyle w:val="Heading2"/>
@@ -1660,8 +1715,8 @@
         </w:pict>
       </w:r>
     </w:p>
-    <w:bookmarkEnd w:id="48"/>
-    <w:bookmarkStart w:id="49" w:name="correction-note"/>
+    <w:bookmarkEnd w:id="51"/>
+    <w:bookmarkStart w:id="52" w:name="correction-note"/>
     <w:p>
       <w:pPr>
         <w:pStyle w:val="Heading2"/>
@@ -1978,8 +2033,8 @@
         <w:t xml:space="preserve">renumbered sequentially by first appearance in the corrected text: old [4]→[1], old [1]→[2], old [2]→[3], old [3]→[4], old [7]→[5]. Old [5] and [6] markers removed throughout.</w:t>
       </w:r>
     </w:p>
-    <w:bookmarkEnd w:id="49"/>
-    <w:bookmarkEnd w:id="50"/>
+    <w:bookmarkEnd w:id="52"/>
+    <w:bookmarkEnd w:id="53"/>
     <w:sectPr/>
   </w:body>
 </w:document>
